--- a/deliverables/TMHCC_Media_Combined_Summary_of_Changes_FINAL.docx
+++ b/deliverables/TMHCC_Media_Combined_Summary_of_Changes_FINAL.docx
@@ -1377,7 +1377,7 @@
           <w:color w:val="7A5800"/>
           <w:sz w:val="20"/>
         </w:rPr>
-        <w:t>Some carried-over General Exclusions still reference the now-removed “Information Technology Section” – a drafting inconsistency to confirm (see Reviewer Notes).</w:t>
+        <w:t>Carried-over conditions and exclusions previously referenced the now-removed “Information Technology Section”; these have been corrected in the final amended wording so the cover applies via the Business “All Risks” Section, which now contains the IT Property cover (see Reviewer Notes).</w:t>
       </w:r>
     </w:p>
     <w:p>
@@ -4506,17 +4506,17 @@
     </w:p>
     <w:p>
       <w:pPr>
-        <w:pStyle w:val="ListBullet"/>
-        <w:spacing w:after="40"/>
+        <w:spacing w:after="120" w:before="0"/>
       </w:pPr>
       <w:r>
         <w:rPr>
           <w:rFonts w:ascii="Arial" w:hAnsi="Arial" w:cs="Arial"/>
           <w:b w:val="0"/>
-          <w:i w:val="0"/>
-          <w:sz w:val="20"/>
+          <w:i/>
+          <w:color w:val="595959"/>
+          <w:sz w:val="18"/>
         </w:rPr>
-        <w:t>The Insuring Agreement and Policy Exclusions refer to a “Section 16”, but no Section 16 appears in the body of the 0526 wording – confirm whether a Section 16 is intended.</w:t>
+        <w:t>The drafting points originally identified in the supplied 0526 wording have been corrected in the final amended wording delivered alongside this document. They are recorded here for transparency, with the items still recommended for sign-off.</w:t>
       </w:r>
     </w:p>
     <w:p>
@@ -4531,7 +4531,7 @@
           <w:i w:val="0"/>
           <w:sz w:val="20"/>
         </w:rPr>
-        <w:t>Certain General Exclusions (Northern Ireland, Pollution, Terrorism) still reference the “Information Technology Section” although that standalone Section has been removed – recommend tidying these cross-references.</w:t>
+        <w:t>CORRECTED: references to a non-existent “Section 16” (Insuring Agreement, General Conditions and Policy Exclusions) have been amended to read Sections 13/14/15. This arose from deleting the old Section 4 (Information Technology) after the three new Sections had been numbered.</w:t>
       </w:r>
     </w:p>
     <w:p>
@@ -4546,7 +4546,7 @@
           <w:i w:val="0"/>
           <w:sz w:val="20"/>
         </w:rPr>
-        <w:t>The Section 15 (CyberGuard™) wording is appended in a different style and is not integrated into the heading/contents hierarchy – confirm final pagination and cross-references.</w:t>
+        <w:t>CORRECTED: stale references to the removed standalone “Information Technology Section” have been taken out of the conditions and exclusions; the IT cover and its conditions now sit within the Business “All Risks” Section (Section 1), which is already listed in those clauses.</w:t>
       </w:r>
     </w:p>
     <w:p>
@@ -4561,7 +4561,7 @@
           <w:i w:val="0"/>
           <w:sz w:val="20"/>
         </w:rPr>
-        <w:t>Minor typographical / OCR artefacts were noted in the Conduct of Claims and Duty to Defend clauses of the new wording – recommend a proofreading pass before external issue.</w:t>
+        <w:t>CORRECTED: the Section 15 (CyberGuard™) wording has been restyled to match the rest of the document and now appears in the live table of contents.</w:t>
       </w:r>
     </w:p>
     <w:p>
@@ -4576,7 +4576,37 @@
           <w:i w:val="0"/>
           <w:sz w:val="20"/>
         </w:rPr>
-        <w:t>Confirm whether the IT-specific “Data Storage” condition precedent from the former IT Section is intended to carry across to Section 1.</w:t>
+        <w:t>OPEN: minor typographical / OCR artefacts remain in a few clauses (e.g. Conduct of Claims, Duty to Defend) – recommend a final proofreading pass before external issue.</w:t>
+      </w:r>
+    </w:p>
+    <w:p>
+      <w:pPr>
+        <w:pStyle w:val="ListBullet"/>
+        <w:spacing w:after="40"/>
+      </w:pPr>
+      <w:r>
+        <w:rPr>
+          <w:rFonts w:ascii="Arial" w:hAnsi="Arial" w:cs="Arial"/>
+          <w:b w:val="0"/>
+          <w:i w:val="0"/>
+          <w:sz w:val="20"/>
+        </w:rPr>
+        <w:t>OPEN: confirm whether the IT-specific “Data Storage” condition precedent from the former IT Section should be reproduced within Section 1.</w:t>
+      </w:r>
+    </w:p>
+    <w:p>
+      <w:pPr>
+        <w:pStyle w:val="ListBullet"/>
+        <w:spacing w:after="40"/>
+      </w:pPr>
+      <w:r>
+        <w:rPr>
+          <w:rFonts w:ascii="Arial" w:hAnsi="Arial" w:cs="Arial"/>
+          <w:b w:val="0"/>
+          <w:i w:val="0"/>
+          <w:sz w:val="20"/>
+        </w:rPr>
+        <w:t>OPEN: some internal applicability lists still use the former name “Production Property” for Section 2 (now titled “Property &amp; Equipment”) – recommend aligning the naming.</w:t>
       </w:r>
     </w:p>
     <w:p>

--- a/deliverables/TMHCC_Media_Combined_Summary_of_Changes_FINAL.docx
+++ b/deliverables/TMHCC_Media_Combined_Summary_of_Changes_FINAL.docx
@@ -4598,7 +4598,7 @@
                 <w:color w:val="212121"/>
                 <w:sz w:val="18"/>
               </w:rPr>
-              <w:t>New extension ‘Money – Touring and Entertainment Activities’</w:t>
+              <w:t>New – two Schedule sub-limits: ‘Money – Premises’ and ‘Money – Touring, Festivals and Events’</w:t>
             </w:r>
           </w:p>
         </w:tc>
